--- a/docs/Final_Adder_Subtractor_Report.docx
+++ b/docs/Final_Adder_Subtractor_Report.docx
@@ -30,23 +30,35 @@
     </w:p>
     <w:p>
       <w:r>
-        <w:t>Course: B.Tech (VLSI)</w:t>
+        <w:t xml:space="preserve">Course: </w:t>
+      </w:r>
+      <w:proofErr w:type="spellStart"/>
+      <w:proofErr w:type="gramStart"/>
+      <w:r>
+        <w:t>B.Tech</w:t>
+      </w:r>
+      <w:proofErr w:type="spellEnd"/>
+      <w:proofErr w:type="gramEnd"/>
+      <w:r>
+        <w:t xml:space="preserve"> (VLSI)</w:t>
       </w:r>
     </w:p>
     <w:p>
       <w:r>
-        <w:t>Tool Used: Xilinx Vivado</w:t>
-      </w:r>
+        <w:t xml:space="preserve">Tool Used: Xilinx </w:t>
+      </w:r>
+      <w:proofErr w:type="spellStart"/>
+      <w:r>
+        <w:t>Vivado</w:t>
+      </w:r>
+      <w:proofErr w:type="spellEnd"/>
     </w:p>
     <w:p>
       <w:r>
-        <w:t>GitHub: github.com/shivamrana0207</w:t>
-      </w:r>
-      <w:r>
-        <w:t>.com</w:t>
-      </w:r>
-      <w:r>
-        <w:br/>
+        <w:t xml:space="preserve">GitHub: </w:t>
+      </w:r>
+      <w:r>
+        <w:t>https://github.com/shivamrana0207-dotcom</w:t>
       </w:r>
     </w:p>
     <w:p>
@@ -180,8 +192,13 @@
     </w:p>
     <w:p>
       <w:r>
-        <w:t xml:space="preserve">    output CarryOut</w:t>
-      </w:r>
+        <w:t xml:space="preserve">    output </w:t>
+      </w:r>
+      <w:proofErr w:type="spellStart"/>
+      <w:r>
+        <w:t>CarryOut</w:t>
+      </w:r>
+      <w:proofErr w:type="spellEnd"/>
     </w:p>
     <w:p>
       <w:r>
@@ -191,7 +208,15 @@
     <w:p/>
     <w:p>
       <w:r>
-        <w:t>wire [7:0] B_mod;</w:t>
+        <w:t xml:space="preserve">wire [7:0] </w:t>
+      </w:r>
+      <w:proofErr w:type="spellStart"/>
+      <w:r>
+        <w:t>B_mod</w:t>
+      </w:r>
+      <w:proofErr w:type="spellEnd"/>
+      <w:r>
+        <w:t>;</w:t>
       </w:r>
     </w:p>
     <w:p>
@@ -202,18 +227,47 @@
     <w:p/>
     <w:p>
       <w:r>
-        <w:t>assign B_mod = B ^ {8{Mode}};</w:t>
+        <w:t xml:space="preserve">assign </w:t>
+      </w:r>
+      <w:proofErr w:type="spellStart"/>
+      <w:r>
+        <w:t>B_mod</w:t>
+      </w:r>
+      <w:proofErr w:type="spellEnd"/>
+      <w:r>
+        <w:t xml:space="preserve"> = B ^ {8{Mode}};</w:t>
       </w:r>
     </w:p>
     <w:p>
       <w:r>
-        <w:t>assign Carry[0] = Mode;</w:t>
+        <w:t xml:space="preserve">assign </w:t>
+      </w:r>
+      <w:proofErr w:type="gramStart"/>
+      <w:r>
+        <w:t>Carry[</w:t>
+      </w:r>
+      <w:proofErr w:type="gramEnd"/>
+      <w:r>
+        <w:t>0] = Mode;</w:t>
       </w:r>
     </w:p>
     <w:p/>
     <w:p>
-      <w:r>
-        <w:t>genvar i;</w:t>
+      <w:proofErr w:type="spellStart"/>
+      <w:r>
+        <w:t>genvar</w:t>
+      </w:r>
+      <w:proofErr w:type="spellEnd"/>
+      <w:r>
+        <w:t xml:space="preserve"> </w:t>
+      </w:r>
+      <w:proofErr w:type="spellStart"/>
+      <w:r>
+        <w:t>i</w:t>
+      </w:r>
+      <w:proofErr w:type="spellEnd"/>
+      <w:r>
+        <w:t>;</w:t>
       </w:r>
     </w:p>
     <w:p>
@@ -223,17 +277,94 @@
     </w:p>
     <w:p>
       <w:r>
-        <w:t xml:space="preserve">    for(i = 0; i &lt; 8; i = i + 1) begin</w:t>
+        <w:t xml:space="preserve">    </w:t>
+      </w:r>
+      <w:proofErr w:type="gramStart"/>
+      <w:r>
+        <w:t>for(</w:t>
+      </w:r>
+      <w:proofErr w:type="spellStart"/>
+      <w:proofErr w:type="gramEnd"/>
+      <w:r>
+        <w:t>i</w:t>
+      </w:r>
+      <w:proofErr w:type="spellEnd"/>
+      <w:r>
+        <w:t xml:space="preserve"> = 0; </w:t>
+      </w:r>
+      <w:proofErr w:type="spellStart"/>
+      <w:r>
+        <w:t>i</w:t>
+      </w:r>
+      <w:proofErr w:type="spellEnd"/>
+      <w:r>
+        <w:t xml:space="preserve"> &lt; 8; </w:t>
+      </w:r>
+      <w:proofErr w:type="spellStart"/>
+      <w:r>
+        <w:t>i</w:t>
+      </w:r>
+      <w:proofErr w:type="spellEnd"/>
+      <w:r>
+        <w:t xml:space="preserve"> = </w:t>
+      </w:r>
+      <w:proofErr w:type="spellStart"/>
+      <w:r>
+        <w:t>i</w:t>
+      </w:r>
+      <w:proofErr w:type="spellEnd"/>
+      <w:r>
+        <w:t xml:space="preserve"> + 1) begin</w:t>
       </w:r>
     </w:p>
     <w:p>
       <w:r>
-        <w:t xml:space="preserve">        assign {Carry[i+1], Result[i]} =</w:t>
+        <w:t xml:space="preserve">        assign {Carry[i+1], Result[</w:t>
+      </w:r>
+      <w:proofErr w:type="spellStart"/>
+      <w:r>
+        <w:t>i</w:t>
+      </w:r>
+      <w:proofErr w:type="spellEnd"/>
+      <w:r>
+        <w:t>]} =</w:t>
       </w:r>
     </w:p>
     <w:p>
       <w:r>
-        <w:t xml:space="preserve">               A[i] + B_mod[i] + Carry[i];</w:t>
+        <w:t xml:space="preserve">               A[</w:t>
+      </w:r>
+      <w:proofErr w:type="spellStart"/>
+      <w:r>
+        <w:t>i</w:t>
+      </w:r>
+      <w:proofErr w:type="spellEnd"/>
+      <w:r>
+        <w:t xml:space="preserve">] + </w:t>
+      </w:r>
+      <w:proofErr w:type="spellStart"/>
+      <w:r>
+        <w:t>B_mod</w:t>
+      </w:r>
+      <w:proofErr w:type="spellEnd"/>
+      <w:r>
+        <w:t>[</w:t>
+      </w:r>
+      <w:proofErr w:type="spellStart"/>
+      <w:r>
+        <w:t>i</w:t>
+      </w:r>
+      <w:proofErr w:type="spellEnd"/>
+      <w:r>
+        <w:t>] + Carry[</w:t>
+      </w:r>
+      <w:proofErr w:type="spellStart"/>
+      <w:r>
+        <w:t>i</w:t>
+      </w:r>
+      <w:proofErr w:type="spellEnd"/>
+      <w:r>
+        <w:t>];</w:t>
       </w:r>
     </w:p>
     <w:p>
@@ -242,20 +373,40 @@
       </w:r>
     </w:p>
     <w:p>
+      <w:proofErr w:type="spellStart"/>
       <w:r>
         <w:t>endgenerate</w:t>
       </w:r>
+      <w:proofErr w:type="spellEnd"/>
     </w:p>
     <w:p/>
     <w:p>
       <w:r>
-        <w:t>assign CarryOut = Carry[8];</w:t>
+        <w:t xml:space="preserve">assign </w:t>
+      </w:r>
+      <w:proofErr w:type="spellStart"/>
+      <w:r>
+        <w:t>CarryOut</w:t>
+      </w:r>
+      <w:proofErr w:type="spellEnd"/>
+      <w:r>
+        <w:t xml:space="preserve"> = </w:t>
+      </w:r>
+      <w:proofErr w:type="gramStart"/>
+      <w:r>
+        <w:t>Carry[</w:t>
+      </w:r>
+      <w:proofErr w:type="gramEnd"/>
+      <w:r>
+        <w:t>8];</w:t>
       </w:r>
     </w:p>
     <w:p>
+      <w:proofErr w:type="spellStart"/>
       <w:r>
         <w:t>endmodule</w:t>
       </w:r>
+      <w:proofErr w:type="spellEnd"/>
     </w:p>
     <w:p>
       <w:pPr>
@@ -263,7 +414,10 @@
       </w:pPr>
       <w:r>
         <w:lastRenderedPageBreak/>
-        <w:t xml:space="preserve">4. Testbench </w:t>
+        <w:t>5</w:t>
+      </w:r>
+      <w:r>
+        <w:t xml:space="preserve">. Testbench </w:t>
       </w:r>
       <w:r>
         <w:t>Code</w:t>
@@ -293,38 +447,107 @@
     </w:p>
     <w:p>
       <w:r>
-        <w:t>wire CarryOut;</w:t>
+        <w:t xml:space="preserve">wire </w:t>
+      </w:r>
+      <w:proofErr w:type="spellStart"/>
+      <w:r>
+        <w:t>CarryOut</w:t>
+      </w:r>
+      <w:proofErr w:type="spellEnd"/>
+      <w:r>
+        <w:t>;</w:t>
       </w:r>
     </w:p>
     <w:p/>
     <w:p>
       <w:r>
-        <w:t>adder_subtractor_8bit uut (</w:t>
+        <w:t xml:space="preserve">adder_subtractor_8bit </w:t>
+      </w:r>
+      <w:proofErr w:type="spellStart"/>
+      <w:r>
+        <w:t>uut</w:t>
+      </w:r>
+      <w:proofErr w:type="spellEnd"/>
+      <w:r>
+        <w:t xml:space="preserve"> (</w:t>
       </w:r>
     </w:p>
     <w:p>
       <w:r>
-        <w:t xml:space="preserve">    .A(A),</w:t>
+        <w:t xml:space="preserve">    </w:t>
+      </w:r>
+      <w:proofErr w:type="gramStart"/>
+      <w:r>
+        <w:t>.A</w:t>
+      </w:r>
+      <w:proofErr w:type="gramEnd"/>
+      <w:r>
+        <w:t>(A),</w:t>
       </w:r>
     </w:p>
     <w:p>
       <w:r>
-        <w:t xml:space="preserve">    .B(B),</w:t>
+        <w:t xml:space="preserve">    </w:t>
+      </w:r>
+      <w:proofErr w:type="gramStart"/>
+      <w:r>
+        <w:t>.B</w:t>
+      </w:r>
+      <w:proofErr w:type="gramEnd"/>
+      <w:r>
+        <w:t>(B),</w:t>
       </w:r>
     </w:p>
     <w:p>
       <w:r>
-        <w:t xml:space="preserve">    .Mode(Mode),</w:t>
+        <w:t xml:space="preserve">    </w:t>
+      </w:r>
+      <w:proofErr w:type="gramStart"/>
+      <w:r>
+        <w:t>.Mode</w:t>
+      </w:r>
+      <w:proofErr w:type="gramEnd"/>
+      <w:r>
+        <w:t>(Mode),</w:t>
       </w:r>
     </w:p>
     <w:p>
       <w:r>
-        <w:t xml:space="preserve">    .Result(Result),</w:t>
+        <w:t xml:space="preserve">    </w:t>
+      </w:r>
+      <w:proofErr w:type="gramStart"/>
+      <w:r>
+        <w:t>.Result</w:t>
+      </w:r>
+      <w:proofErr w:type="gramEnd"/>
+      <w:r>
+        <w:t>(Result),</w:t>
       </w:r>
     </w:p>
     <w:p>
       <w:r>
-        <w:t xml:space="preserve">    .CarryOut(CarryOut)</w:t>
+        <w:t xml:space="preserve">    </w:t>
+      </w:r>
+      <w:proofErr w:type="gramStart"/>
+      <w:r>
+        <w:t>.</w:t>
+      </w:r>
+      <w:proofErr w:type="spellStart"/>
+      <w:r>
+        <w:t>CarryOut</w:t>
+      </w:r>
+      <w:proofErr w:type="spellEnd"/>
+      <w:proofErr w:type="gramEnd"/>
+      <w:r>
+        <w:t>(</w:t>
+      </w:r>
+      <w:proofErr w:type="spellStart"/>
+      <w:r>
+        <w:t>CarryOut</w:t>
+      </w:r>
+      <w:proofErr w:type="spellEnd"/>
+      <w:r>
+        <w:t>)</w:t>
       </w:r>
     </w:p>
     <w:p>
@@ -350,7 +573,15 @@
     </w:p>
     <w:p>
       <w:r>
-        <w:t xml:space="preserve">    A = 8'd5;  B = 8'd10; Mode = 1; #10;</w:t>
+        <w:t xml:space="preserve">    A = 8'd</w:t>
+      </w:r>
+      <w:proofErr w:type="gramStart"/>
+      <w:r>
+        <w:t>5;  B</w:t>
+      </w:r>
+      <w:proofErr w:type="gramEnd"/>
+      <w:r>
+        <w:t xml:space="preserve"> = 8'd10; Mode = 1; #10;</w:t>
       </w:r>
     </w:p>
     <w:p>
@@ -365,9 +596,11 @@
     </w:p>
     <w:p/>
     <w:p>
+      <w:proofErr w:type="spellStart"/>
       <w:r>
         <w:t>endmodule</w:t>
       </w:r>
+      <w:proofErr w:type="spellEnd"/>
       <w:r>
         <w:br w:type="page"/>
       </w:r>
@@ -378,13 +611,24 @@
       </w:pPr>
       <w:r>
         <w:lastRenderedPageBreak/>
-        <w:t>4. Simulation Results</w:t>
+        <w:t>6</w:t>
+      </w:r>
+      <w:r>
+        <w:t>. Simulation Results</w:t>
       </w:r>
     </w:p>
     <w:p/>
     <w:p>
       <w:r>
-        <w:t>Case 1 (0–10 ns approx)</w:t>
+        <w:t xml:space="preserve">Case 1 (0–10 ns </w:t>
+      </w:r>
+      <w:proofErr w:type="spellStart"/>
+      <w:r>
+        <w:t>approx</w:t>
+      </w:r>
+      <w:proofErr w:type="spellEnd"/>
+      <w:r>
+        <w:t>)</w:t>
       </w:r>
       <w:r>
         <w:t>:</w:t>
@@ -449,7 +693,15 @@
     <w:p/>
     <w:p>
       <w:r>
-        <w:t>Case 2 (10–20 ns approx)</w:t>
+        <w:t xml:space="preserve">Case 2 (10–20 ns </w:t>
+      </w:r>
+      <w:proofErr w:type="spellStart"/>
+      <w:r>
+        <w:t>approx</w:t>
+      </w:r>
+      <w:proofErr w:type="spellEnd"/>
+      <w:r>
+        <w:t>)</w:t>
       </w:r>
       <w:r>
         <w:t>:</w:t>
@@ -577,7 +829,10 @@
         <w:pStyle w:val="Heading1"/>
       </w:pPr>
       <w:r>
-        <w:t>5. Observations</w:t>
+        <w:t>7</w:t>
+      </w:r>
+      <w:r>
+        <w:t>. Observations</w:t>
       </w:r>
     </w:p>
     <w:p>
@@ -661,12 +916,31 @@
       </w:pPr>
       <w:r>
         <w:lastRenderedPageBreak/>
-        <w:t>6. Conclusion</w:t>
+        <w:t>8</w:t>
+      </w:r>
+      <w:r>
+        <w:t>. Conclusion</w:t>
       </w:r>
     </w:p>
     <w:p>
       <w:r>
         <w:t>The design successfully performs addition and subtraction operations. Simulation verifies correct implementation.</w:t>
+      </w:r>
+    </w:p>
+    <w:p>
+      <w:pPr>
+        <w:pStyle w:val="Heading1"/>
+      </w:pPr>
+      <w:r>
+        <w:t>9</w:t>
+      </w:r>
+      <w:r>
+        <w:t>. Repo link</w:t>
+      </w:r>
+    </w:p>
+    <w:p>
+      <w:r>
+        <w:t>https://github.com/shivamrana0207-dotcom/8bit-adder-subtractor</w:t>
       </w:r>
     </w:p>
     <w:sectPr>

--- a/docs/Final_Adder_Subtractor_Report.docx
+++ b/docs/Final_Adder_Subtractor_Report.docx
@@ -30,28 +30,13 @@
     </w:p>
     <w:p>
       <w:r>
-        <w:t xml:space="preserve">Course: </w:t>
-      </w:r>
-      <w:proofErr w:type="spellStart"/>
-      <w:proofErr w:type="gramStart"/>
-      <w:r>
-        <w:t>B.Tech</w:t>
-      </w:r>
-      <w:proofErr w:type="spellEnd"/>
-      <w:proofErr w:type="gramEnd"/>
-      <w:r>
-        <w:t xml:space="preserve"> (VLSI)</w:t>
+        <w:t>Course: B.Tech (VLSI)</w:t>
       </w:r>
     </w:p>
     <w:p>
       <w:r>
-        <w:t xml:space="preserve">Tool Used: Xilinx </w:t>
+        <w:t>Tool Used: Xilinx Vivado</w:t>
       </w:r>
-      <w:proofErr w:type="spellStart"/>
-      <w:r>
-        <w:t>Vivado</w:t>
-      </w:r>
-      <w:proofErr w:type="spellEnd"/>
     </w:p>
     <w:p>
       <w:r>
@@ -192,13 +177,8 @@
     </w:p>
     <w:p>
       <w:r>
-        <w:t xml:space="preserve">    output </w:t>
+        <w:t xml:space="preserve">    output CarryOut</w:t>
       </w:r>
-      <w:proofErr w:type="spellStart"/>
-      <w:r>
-        <w:t>CarryOut</w:t>
-      </w:r>
-      <w:proofErr w:type="spellEnd"/>
     </w:p>
     <w:p>
       <w:r>
@@ -208,15 +188,7 @@
     <w:p/>
     <w:p>
       <w:r>
-        <w:t xml:space="preserve">wire [7:0] </w:t>
-      </w:r>
-      <w:proofErr w:type="spellStart"/>
-      <w:r>
-        <w:t>B_mod</w:t>
-      </w:r>
-      <w:proofErr w:type="spellEnd"/>
-      <w:r>
-        <w:t>;</w:t>
+        <w:t>wire [7:0] B_mod;</w:t>
       </w:r>
     </w:p>
     <w:p>
@@ -227,47 +199,18 @@
     <w:p/>
     <w:p>
       <w:r>
-        <w:t xml:space="preserve">assign </w:t>
-      </w:r>
-      <w:proofErr w:type="spellStart"/>
-      <w:r>
-        <w:t>B_mod</w:t>
-      </w:r>
-      <w:proofErr w:type="spellEnd"/>
-      <w:r>
-        <w:t xml:space="preserve"> = B ^ {8{Mode}};</w:t>
+        <w:t>assign B_mod = B ^ {8{Mode}};</w:t>
       </w:r>
     </w:p>
     <w:p>
       <w:r>
-        <w:t xml:space="preserve">assign </w:t>
-      </w:r>
-      <w:proofErr w:type="gramStart"/>
-      <w:r>
-        <w:t>Carry[</w:t>
-      </w:r>
-      <w:proofErr w:type="gramEnd"/>
-      <w:r>
-        <w:t>0] = Mode;</w:t>
+        <w:t>assign Carry[0] = Mode;</w:t>
       </w:r>
     </w:p>
     <w:p/>
     <w:p>
-      <w:proofErr w:type="spellStart"/>
       <w:r>
-        <w:t>genvar</w:t>
-      </w:r>
-      <w:proofErr w:type="spellEnd"/>
-      <w:r>
-        <w:t xml:space="preserve"> </w:t>
-      </w:r>
-      <w:proofErr w:type="spellStart"/>
-      <w:r>
-        <w:t>i</w:t>
-      </w:r>
-      <w:proofErr w:type="spellEnd"/>
-      <w:r>
-        <w:t>;</w:t>
+        <w:t>genvar i;</w:t>
       </w:r>
     </w:p>
     <w:p>
@@ -277,94 +220,17 @@
     </w:p>
     <w:p>
       <w:r>
-        <w:t xml:space="preserve">    </w:t>
-      </w:r>
-      <w:proofErr w:type="gramStart"/>
-      <w:r>
-        <w:t>for(</w:t>
-      </w:r>
-      <w:proofErr w:type="spellStart"/>
-      <w:proofErr w:type="gramEnd"/>
-      <w:r>
-        <w:t>i</w:t>
-      </w:r>
-      <w:proofErr w:type="spellEnd"/>
-      <w:r>
-        <w:t xml:space="preserve"> = 0; </w:t>
-      </w:r>
-      <w:proofErr w:type="spellStart"/>
-      <w:r>
-        <w:t>i</w:t>
-      </w:r>
-      <w:proofErr w:type="spellEnd"/>
-      <w:r>
-        <w:t xml:space="preserve"> &lt; 8; </w:t>
-      </w:r>
-      <w:proofErr w:type="spellStart"/>
-      <w:r>
-        <w:t>i</w:t>
-      </w:r>
-      <w:proofErr w:type="spellEnd"/>
-      <w:r>
-        <w:t xml:space="preserve"> = </w:t>
-      </w:r>
-      <w:proofErr w:type="spellStart"/>
-      <w:r>
-        <w:t>i</w:t>
-      </w:r>
-      <w:proofErr w:type="spellEnd"/>
-      <w:r>
-        <w:t xml:space="preserve"> + 1) begin</w:t>
+        <w:t xml:space="preserve">    for(i = 0; i &lt; 8; i = i + 1) begin</w:t>
       </w:r>
     </w:p>
     <w:p>
       <w:r>
-        <w:t xml:space="preserve">        assign {Carry[i+1], Result[</w:t>
-      </w:r>
-      <w:proofErr w:type="spellStart"/>
-      <w:r>
-        <w:t>i</w:t>
-      </w:r>
-      <w:proofErr w:type="spellEnd"/>
-      <w:r>
-        <w:t>]} =</w:t>
+        <w:t xml:space="preserve">        assign {Carry[i+1], Result[i]} =</w:t>
       </w:r>
     </w:p>
     <w:p>
       <w:r>
-        <w:t xml:space="preserve">               A[</w:t>
-      </w:r>
-      <w:proofErr w:type="spellStart"/>
-      <w:r>
-        <w:t>i</w:t>
-      </w:r>
-      <w:proofErr w:type="spellEnd"/>
-      <w:r>
-        <w:t xml:space="preserve">] + </w:t>
-      </w:r>
-      <w:proofErr w:type="spellStart"/>
-      <w:r>
-        <w:t>B_mod</w:t>
-      </w:r>
-      <w:proofErr w:type="spellEnd"/>
-      <w:r>
-        <w:t>[</w:t>
-      </w:r>
-      <w:proofErr w:type="spellStart"/>
-      <w:r>
-        <w:t>i</w:t>
-      </w:r>
-      <w:proofErr w:type="spellEnd"/>
-      <w:r>
-        <w:t>] + Carry[</w:t>
-      </w:r>
-      <w:proofErr w:type="spellStart"/>
-      <w:r>
-        <w:t>i</w:t>
-      </w:r>
-      <w:proofErr w:type="spellEnd"/>
-      <w:r>
-        <w:t>];</w:t>
+        <w:t xml:space="preserve">               A[i] + B_mod[i] + Carry[i];</w:t>
       </w:r>
     </w:p>
     <w:p>
@@ -373,40 +239,20 @@
       </w:r>
     </w:p>
     <w:p>
-      <w:proofErr w:type="spellStart"/>
       <w:r>
         <w:t>endgenerate</w:t>
       </w:r>
-      <w:proofErr w:type="spellEnd"/>
     </w:p>
     <w:p/>
     <w:p>
       <w:r>
-        <w:t xml:space="preserve">assign </w:t>
-      </w:r>
-      <w:proofErr w:type="spellStart"/>
-      <w:r>
-        <w:t>CarryOut</w:t>
-      </w:r>
-      <w:proofErr w:type="spellEnd"/>
-      <w:r>
-        <w:t xml:space="preserve"> = </w:t>
-      </w:r>
-      <w:proofErr w:type="gramStart"/>
-      <w:r>
-        <w:t>Carry[</w:t>
-      </w:r>
-      <w:proofErr w:type="gramEnd"/>
-      <w:r>
-        <w:t>8];</w:t>
+        <w:t>assign CarryOut = Carry[8];</w:t>
       </w:r>
     </w:p>
     <w:p>
-      <w:proofErr w:type="spellStart"/>
       <w:r>
         <w:t>endmodule</w:t>
       </w:r>
-      <w:proofErr w:type="spellEnd"/>
     </w:p>
     <w:p>
       <w:pPr>
@@ -447,107 +293,38 @@
     </w:p>
     <w:p>
       <w:r>
-        <w:t xml:space="preserve">wire </w:t>
-      </w:r>
-      <w:proofErr w:type="spellStart"/>
-      <w:r>
-        <w:t>CarryOut</w:t>
-      </w:r>
-      <w:proofErr w:type="spellEnd"/>
-      <w:r>
-        <w:t>;</w:t>
+        <w:t>wire CarryOut;</w:t>
       </w:r>
     </w:p>
     <w:p/>
     <w:p>
       <w:r>
-        <w:t xml:space="preserve">adder_subtractor_8bit </w:t>
-      </w:r>
-      <w:proofErr w:type="spellStart"/>
-      <w:r>
-        <w:t>uut</w:t>
-      </w:r>
-      <w:proofErr w:type="spellEnd"/>
-      <w:r>
-        <w:t xml:space="preserve"> (</w:t>
+        <w:t>adder_subtractor_8bit uut (</w:t>
       </w:r>
     </w:p>
     <w:p>
       <w:r>
-        <w:t xml:space="preserve">    </w:t>
-      </w:r>
-      <w:proofErr w:type="gramStart"/>
-      <w:r>
-        <w:t>.A</w:t>
-      </w:r>
-      <w:proofErr w:type="gramEnd"/>
-      <w:r>
-        <w:t>(A),</w:t>
+        <w:t xml:space="preserve">    .A(A),</w:t>
       </w:r>
     </w:p>
     <w:p>
       <w:r>
-        <w:t xml:space="preserve">    </w:t>
-      </w:r>
-      <w:proofErr w:type="gramStart"/>
-      <w:r>
-        <w:t>.B</w:t>
-      </w:r>
-      <w:proofErr w:type="gramEnd"/>
-      <w:r>
-        <w:t>(B),</w:t>
+        <w:t xml:space="preserve">    .B(B),</w:t>
       </w:r>
     </w:p>
     <w:p>
       <w:r>
-        <w:t xml:space="preserve">    </w:t>
-      </w:r>
-      <w:proofErr w:type="gramStart"/>
-      <w:r>
-        <w:t>.Mode</w:t>
-      </w:r>
-      <w:proofErr w:type="gramEnd"/>
-      <w:r>
-        <w:t>(Mode),</w:t>
+        <w:t xml:space="preserve">    .Mode(Mode),</w:t>
       </w:r>
     </w:p>
     <w:p>
       <w:r>
-        <w:t xml:space="preserve">    </w:t>
-      </w:r>
-      <w:proofErr w:type="gramStart"/>
-      <w:r>
-        <w:t>.Result</w:t>
-      </w:r>
-      <w:proofErr w:type="gramEnd"/>
-      <w:r>
-        <w:t>(Result),</w:t>
+        <w:t xml:space="preserve">    .Result(Result),</w:t>
       </w:r>
     </w:p>
     <w:p>
       <w:r>
-        <w:t xml:space="preserve">    </w:t>
-      </w:r>
-      <w:proofErr w:type="gramStart"/>
-      <w:r>
-        <w:t>.</w:t>
-      </w:r>
-      <w:proofErr w:type="spellStart"/>
-      <w:r>
-        <w:t>CarryOut</w:t>
-      </w:r>
-      <w:proofErr w:type="spellEnd"/>
-      <w:proofErr w:type="gramEnd"/>
-      <w:r>
-        <w:t>(</w:t>
-      </w:r>
-      <w:proofErr w:type="spellStart"/>
-      <w:r>
-        <w:t>CarryOut</w:t>
-      </w:r>
-      <w:proofErr w:type="spellEnd"/>
-      <w:r>
-        <w:t>)</w:t>
+        <w:t xml:space="preserve">    .CarryOut(CarryOut)</w:t>
       </w:r>
     </w:p>
     <w:p>
@@ -573,15 +350,7 @@
     </w:p>
     <w:p>
       <w:r>
-        <w:t xml:space="preserve">    A = 8'd</w:t>
-      </w:r>
-      <w:proofErr w:type="gramStart"/>
-      <w:r>
-        <w:t>5;  B</w:t>
-      </w:r>
-      <w:proofErr w:type="gramEnd"/>
-      <w:r>
-        <w:t xml:space="preserve"> = 8'd10; Mode = 1; #10;</w:t>
+        <w:t xml:space="preserve">    A = 8'd5;  B = 8'd10; Mode = 1; #10;</w:t>
       </w:r>
     </w:p>
     <w:p>
@@ -596,11 +365,9 @@
     </w:p>
     <w:p/>
     <w:p>
-      <w:proofErr w:type="spellStart"/>
       <w:r>
         <w:t>endmodule</w:t>
       </w:r>
-      <w:proofErr w:type="spellEnd"/>
       <w:r>
         <w:br w:type="page"/>
       </w:r>
@@ -620,15 +387,7 @@
     <w:p/>
     <w:p>
       <w:r>
-        <w:t xml:space="preserve">Case 1 (0–10 ns </w:t>
-      </w:r>
-      <w:proofErr w:type="spellStart"/>
-      <w:r>
-        <w:t>approx</w:t>
-      </w:r>
-      <w:proofErr w:type="spellEnd"/>
-      <w:r>
-        <w:t>)</w:t>
+        <w:t>Case 1 (0–10 ns approx)</w:t>
       </w:r>
       <w:r>
         <w:t>:</w:t>
@@ -693,15 +452,7 @@
     <w:p/>
     <w:p>
       <w:r>
-        <w:t xml:space="preserve">Case 2 (10–20 ns </w:t>
-      </w:r>
-      <w:proofErr w:type="spellStart"/>
-      <w:r>
-        <w:t>approx</w:t>
-      </w:r>
-      <w:proofErr w:type="spellEnd"/>
-      <w:r>
-        <w:t>)</w:t>
+        <w:t>Case 2 (10–20 ns approx)</w:t>
       </w:r>
       <w:r>
         <w:t>:</w:t>
@@ -857,13 +608,12 @@
       <w:r>
         <w:rPr>
           <w:noProof/>
-          <w:lang w:val="en-IN"/>
         </w:rPr>
         <w:drawing>
-          <wp:inline distT="0" distB="0" distL="0" distR="0" wp14:anchorId="1BCCB74B" wp14:editId="5994BF3E">
-            <wp:extent cx="5486400" cy="2851150"/>
-            <wp:effectExtent l="0" t="0" r="0" b="6350"/>
-            <wp:docPr id="119465237" name="Picture 6"/>
+          <wp:inline distT="0" distB="0" distL="0" distR="0" wp14:anchorId="435B0132" wp14:editId="6C2EB357">
+            <wp:extent cx="5486400" cy="2862580"/>
+            <wp:effectExtent l="0" t="0" r="0" b="0"/>
+            <wp:docPr id="962837975" name="Picture 1"/>
             <wp:cNvGraphicFramePr>
               <a:graphicFrameLocks xmlns:a="http://schemas.openxmlformats.org/drawingml/2006/main" noChangeAspect="1"/>
             </wp:cNvGraphicFramePr>
@@ -871,7 +621,7 @@
               <a:graphicData uri="http://schemas.openxmlformats.org/drawingml/2006/picture">
                 <pic:pic xmlns:pic="http://schemas.openxmlformats.org/drawingml/2006/picture">
                   <pic:nvPicPr>
-                    <pic:cNvPr id="0" name="Picture 14"/>
+                    <pic:cNvPr id="0" name="Picture 1"/>
                     <pic:cNvPicPr>
                       <a:picLocks noChangeAspect="1" noChangeArrowheads="1"/>
                     </pic:cNvPicPr>
@@ -892,7 +642,7 @@
                   <pic:spPr bwMode="auto">
                     <a:xfrm>
                       <a:off x="0" y="0"/>
-                      <a:ext cx="5486400" cy="2851150"/>
+                      <a:ext cx="5486400" cy="2862580"/>
                     </a:xfrm>
                     <a:prstGeom prst="rect">
                       <a:avLst/>
